--- a/分册/27_玻璃制备工艺.docx
+++ b/分册/27_玻璃制备工艺.docx
@@ -3067,6 +3067,751 @@
         <w:t>• 全过程中，把每一埚的配方与火候都记下来——玻璃配方是最需要试错记录的一项技术。</w:t>
       </w:r>
     </w:p>
+    <w:p>
+      <w:pPr>
+        <w:spacing w:before="280" w:after="120"/>
+      </w:pPr>
+      <w:r>
+        <w:rPr>
+          <w:rFonts w:ascii="黑体" w:hAnsi="黑体" w:eastAsia="黑体"/>
+          <w:b/>
+          <w:color w:val="14508C"/>
+          <w:sz w:val="30"/>
+        </w:rPr>
+        <w:t>十、公开工艺参数补录（可查证部分）</w:t>
+      </w:r>
+    </w:p>
+    <w:tbl>
+      <w:tblPr>
+        <w:tblW w:type="auto" w:w="0"/>
+        <w:jc w:val="center"/>
+        <w:tblLook w:firstColumn="1" w:firstRow="1" w:lastColumn="0" w:lastRow="0" w:noHBand="0" w:noVBand="1" w:val="04A0"/>
+      </w:tblPr>
+      <w:tblGrid>
+        <w:gridCol w:w="9518"/>
+      </w:tblGrid>
+      <w:tr>
+        <w:tc>
+          <w:tcPr>
+            <w:tcW w:type="dxa" w:w="9518"/>
+            <w:shd w:fill="FFF4E5"/>
+          </w:tcPr>
+          <w:p>
+            <w:pPr>
+              <w:spacing w:line="312" w:lineRule="auto"/>
+            </w:pPr>
+            <w:r/>
+            <w:r>
+              <w:rPr>
+                <w:rFonts w:ascii="楷体" w:hAnsi="楷体" w:eastAsia="楷体"/>
+                <w:b/>
+                <w:color w:val="1E5A3C"/>
+                <w:sz w:val="21"/>
+              </w:rPr>
+              <w:t>前面不给配方，是因为砂的含铁量、草木灰的碱含量、石灰的纯度在各地差别极大。本节给出**公开可查的现代典型值**作为靶心；你的实际配方仍须按“小埚试熔—看熔化与耐水性—再调”逼近。</w:t>
+            </w:r>
+          </w:p>
+        </w:tc>
+      </w:tr>
+    </w:tbl>
+    <w:p/>
+    <w:tbl>
+      <w:tblPr>
+        <w:tblStyle w:val="TableGrid"/>
+        <w:tblW w:type="auto" w:w="0"/>
+        <w:jc w:val="center"/>
+        <w:tblLook w:firstColumn="1" w:firstRow="1" w:lastColumn="0" w:lastRow="0" w:noHBand="0" w:noVBand="1" w:val="04A0"/>
+      </w:tblPr>
+      <w:tblGrid>
+        <w:gridCol w:w="3173"/>
+        <w:gridCol w:w="3173"/>
+        <w:gridCol w:w="3173"/>
+      </w:tblGrid>
+      <w:tr>
+        <w:tc>
+          <w:tcPr>
+            <w:tcW w:type="dxa" w:w="3173"/>
+            <w:shd w:fill="3A6EA5"/>
+          </w:tcPr>
+          <w:p>
+            <w:pPr>
+              <w:jc w:val="center"/>
+            </w:pPr>
+            <w:r/>
+            <w:r>
+              <w:rPr>
+                <w:rFonts w:ascii="黑体" w:hAnsi="黑体" w:eastAsia="黑体"/>
+                <w:b/>
+                <w:color w:val="FFFFFF"/>
+                <w:sz w:val="21"/>
+              </w:rPr>
+              <w:t>项目</w:t>
+            </w:r>
+          </w:p>
+        </w:tc>
+        <w:tc>
+          <w:tcPr>
+            <w:tcW w:type="dxa" w:w="3173"/>
+            <w:shd w:fill="3A6EA5"/>
+          </w:tcPr>
+          <w:p>
+            <w:pPr>
+              <w:jc w:val="center"/>
+            </w:pPr>
+            <w:r/>
+            <w:r>
+              <w:rPr>
+                <w:rFonts w:ascii="黑体" w:hAnsi="黑体" w:eastAsia="黑体"/>
+                <w:b/>
+                <w:color w:val="FFFFFF"/>
+                <w:sz w:val="21"/>
+              </w:rPr>
+              <w:t>公开工艺参数（典型值）</w:t>
+            </w:r>
+          </w:p>
+        </w:tc>
+        <w:tc>
+          <w:tcPr>
+            <w:tcW w:type="dxa" w:w="3173"/>
+            <w:shd w:fill="3A6EA5"/>
+          </w:tcPr>
+          <w:p>
+            <w:pPr>
+              <w:jc w:val="center"/>
+            </w:pPr>
+            <w:r/>
+            <w:r>
+              <w:rPr>
+                <w:rFonts w:ascii="黑体" w:hAnsi="黑体" w:eastAsia="黑体"/>
+                <w:b/>
+                <w:color w:val="FFFFFF"/>
+                <w:sz w:val="21"/>
+              </w:rPr>
+              <w:t>来源性质</w:t>
+            </w:r>
+          </w:p>
+        </w:tc>
+      </w:tr>
+      <w:tr>
+        <w:tc>
+          <w:tcPr>
+            <w:tcW w:type="dxa" w:w="3173"/>
+          </w:tcPr>
+          <w:p>
+            <w:pPr>
+              <w:spacing w:line="288" w:lineRule="auto"/>
+            </w:pPr>
+            <w:r/>
+            <w:r>
+              <w:rPr>
+                <w:rFonts w:ascii="宋体" w:hAnsi="宋体" w:eastAsia="宋体"/>
+                <w:b w:val="0"/>
+                <w:sz w:val="20"/>
+              </w:rPr>
+              <w:t>钠钙玻璃成分</w:t>
+            </w:r>
+          </w:p>
+        </w:tc>
+        <w:tc>
+          <w:tcPr>
+            <w:tcW w:type="dxa" w:w="3173"/>
+          </w:tcPr>
+          <w:p>
+            <w:pPr>
+              <w:spacing w:line="288" w:lineRule="auto"/>
+            </w:pPr>
+            <w:r/>
+            <w:r>
+              <w:rPr>
+                <w:rFonts w:ascii="宋体" w:hAnsi="宋体" w:eastAsia="宋体"/>
+                <w:b w:val="0"/>
+                <w:sz w:val="20"/>
+              </w:rPr>
+              <w:t>SiO₂ 约 70%~74%、Na₂O 约 12%~16%、CaO 约 8%~12%（质量分数）</w:t>
+            </w:r>
+          </w:p>
+        </w:tc>
+        <w:tc>
+          <w:tcPr>
+            <w:tcW w:type="dxa" w:w="3173"/>
+          </w:tcPr>
+          <w:p>
+            <w:pPr>
+              <w:spacing w:line="288" w:lineRule="auto"/>
+            </w:pPr>
+            <w:r/>
+            <w:r>
+              <w:rPr>
+                <w:rFonts w:ascii="宋体" w:hAnsi="宋体" w:eastAsia="宋体"/>
+                <w:b w:val="0"/>
+                <w:sz w:val="20"/>
+              </w:rPr>
+              <w:t>现代教科书典型配方</w:t>
+            </w:r>
+          </w:p>
+        </w:tc>
+      </w:tr>
+      <w:tr>
+        <w:tc>
+          <w:tcPr>
+            <w:tcW w:type="dxa" w:w="3173"/>
+          </w:tcPr>
+          <w:p>
+            <w:pPr>
+              <w:spacing w:line="288" w:lineRule="auto"/>
+            </w:pPr>
+            <w:r/>
+            <w:r>
+              <w:rPr>
+                <w:rFonts w:ascii="宋体" w:hAnsi="宋体" w:eastAsia="宋体"/>
+                <w:b w:val="0"/>
+                <w:sz w:val="20"/>
+              </w:rPr>
+              <w:t>纯石英熔点</w:t>
+            </w:r>
+          </w:p>
+        </w:tc>
+        <w:tc>
+          <w:tcPr>
+            <w:tcW w:type="dxa" w:w="3173"/>
+          </w:tcPr>
+          <w:p>
+            <w:pPr>
+              <w:spacing w:line="288" w:lineRule="auto"/>
+            </w:pPr>
+            <w:r/>
+            <w:r>
+              <w:rPr>
+                <w:rFonts w:ascii="宋体" w:hAnsi="宋体" w:eastAsia="宋体"/>
+                <w:b w:val="0"/>
+                <w:sz w:val="20"/>
+              </w:rPr>
+              <w:t>约 1713℃——故必须加助熔剂</w:t>
+            </w:r>
+          </w:p>
+        </w:tc>
+        <w:tc>
+          <w:tcPr>
+            <w:tcW w:type="dxa" w:w="3173"/>
+          </w:tcPr>
+          <w:p>
+            <w:pPr>
+              <w:spacing w:line="288" w:lineRule="auto"/>
+            </w:pPr>
+            <w:r/>
+            <w:r>
+              <w:rPr>
+                <w:rFonts w:ascii="宋体" w:hAnsi="宋体" w:eastAsia="宋体"/>
+                <w:b w:val="0"/>
+                <w:sz w:val="20"/>
+              </w:rPr>
+              <w:t>物理常数，可靠</w:t>
+            </w:r>
+          </w:p>
+        </w:tc>
+      </w:tr>
+      <w:tr>
+        <w:tc>
+          <w:tcPr>
+            <w:tcW w:type="dxa" w:w="3173"/>
+          </w:tcPr>
+          <w:p>
+            <w:pPr>
+              <w:spacing w:line="288" w:lineRule="auto"/>
+            </w:pPr>
+            <w:r/>
+            <w:r>
+              <w:rPr>
+                <w:rFonts w:ascii="宋体" w:hAnsi="宋体" w:eastAsia="宋体"/>
+                <w:b w:val="0"/>
+                <w:sz w:val="20"/>
+              </w:rPr>
+              <w:t>熔化温度</w:t>
+            </w:r>
+          </w:p>
+        </w:tc>
+        <w:tc>
+          <w:tcPr>
+            <w:tcW w:type="dxa" w:w="3173"/>
+          </w:tcPr>
+          <w:p>
+            <w:pPr>
+              <w:spacing w:line="288" w:lineRule="auto"/>
+            </w:pPr>
+            <w:r/>
+            <w:r>
+              <w:rPr>
+                <w:rFonts w:ascii="宋体" w:hAnsi="宋体" w:eastAsia="宋体"/>
+                <w:b w:val="0"/>
+                <w:sz w:val="20"/>
+              </w:rPr>
+              <w:t>约 1400~1500℃</w:t>
+            </w:r>
+          </w:p>
+        </w:tc>
+        <w:tc>
+          <w:tcPr>
+            <w:tcW w:type="dxa" w:w="3173"/>
+          </w:tcPr>
+          <w:p>
+            <w:pPr>
+              <w:spacing w:line="288" w:lineRule="auto"/>
+            </w:pPr>
+            <w:r/>
+            <w:r>
+              <w:rPr>
+                <w:rFonts w:ascii="宋体" w:hAnsi="宋体" w:eastAsia="宋体"/>
+                <w:b w:val="0"/>
+                <w:sz w:val="20"/>
+              </w:rPr>
+              <w:t>现代工艺常见值</w:t>
+            </w:r>
+          </w:p>
+        </w:tc>
+      </w:tr>
+      <w:tr>
+        <w:tc>
+          <w:tcPr>
+            <w:tcW w:type="dxa" w:w="3173"/>
+          </w:tcPr>
+          <w:p>
+            <w:pPr>
+              <w:spacing w:line="288" w:lineRule="auto"/>
+            </w:pPr>
+            <w:r/>
+            <w:r>
+              <w:rPr>
+                <w:rFonts w:ascii="宋体" w:hAnsi="宋体" w:eastAsia="宋体"/>
+                <w:b w:val="0"/>
+                <w:sz w:val="20"/>
+              </w:rPr>
+              <w:t>澄清温度</w:t>
+            </w:r>
+          </w:p>
+        </w:tc>
+        <w:tc>
+          <w:tcPr>
+            <w:tcW w:type="dxa" w:w="3173"/>
+          </w:tcPr>
+          <w:p>
+            <w:pPr>
+              <w:spacing w:line="288" w:lineRule="auto"/>
+            </w:pPr>
+            <w:r/>
+            <w:r>
+              <w:rPr>
+                <w:rFonts w:ascii="宋体" w:hAnsi="宋体" w:eastAsia="宋体"/>
+                <w:b w:val="0"/>
+                <w:sz w:val="20"/>
+              </w:rPr>
+              <w:t>约 1450~1500℃ 保温</w:t>
+            </w:r>
+          </w:p>
+        </w:tc>
+        <w:tc>
+          <w:tcPr>
+            <w:tcW w:type="dxa" w:w="3173"/>
+          </w:tcPr>
+          <w:p>
+            <w:pPr>
+              <w:spacing w:line="288" w:lineRule="auto"/>
+            </w:pPr>
+            <w:r/>
+            <w:r>
+              <w:rPr>
+                <w:rFonts w:ascii="宋体" w:hAnsi="宋体" w:eastAsia="宋体"/>
+                <w:b w:val="0"/>
+                <w:sz w:val="20"/>
+              </w:rPr>
+              <w:t>现代工艺常见值</w:t>
+            </w:r>
+          </w:p>
+        </w:tc>
+      </w:tr>
+      <w:tr>
+        <w:tc>
+          <w:tcPr>
+            <w:tcW w:type="dxa" w:w="3173"/>
+          </w:tcPr>
+          <w:p>
+            <w:pPr>
+              <w:spacing w:line="288" w:lineRule="auto"/>
+            </w:pPr>
+            <w:r/>
+            <w:r>
+              <w:rPr>
+                <w:rFonts w:ascii="宋体" w:hAnsi="宋体" w:eastAsia="宋体"/>
+                <w:b w:val="0"/>
+                <w:sz w:val="20"/>
+              </w:rPr>
+              <w:t>成型（工作）温度</w:t>
+            </w:r>
+          </w:p>
+        </w:tc>
+        <w:tc>
+          <w:tcPr>
+            <w:tcW w:type="dxa" w:w="3173"/>
+          </w:tcPr>
+          <w:p>
+            <w:pPr>
+              <w:spacing w:line="288" w:lineRule="auto"/>
+            </w:pPr>
+            <w:r/>
+            <w:r>
+              <w:rPr>
+                <w:rFonts w:ascii="宋体" w:hAnsi="宋体" w:eastAsia="宋体"/>
+                <w:b w:val="0"/>
+                <w:sz w:val="20"/>
+              </w:rPr>
+              <w:t>约 1000~1100℃</w:t>
+            </w:r>
+          </w:p>
+        </w:tc>
+        <w:tc>
+          <w:tcPr>
+            <w:tcW w:type="dxa" w:w="3173"/>
+          </w:tcPr>
+          <w:p>
+            <w:pPr>
+              <w:spacing w:line="288" w:lineRule="auto"/>
+            </w:pPr>
+            <w:r/>
+            <w:r>
+              <w:rPr>
+                <w:rFonts w:ascii="宋体" w:hAnsi="宋体" w:eastAsia="宋体"/>
+                <w:b w:val="0"/>
+                <w:sz w:val="20"/>
+              </w:rPr>
+              <w:t>现代工艺常见值</w:t>
+            </w:r>
+          </w:p>
+        </w:tc>
+      </w:tr>
+      <w:tr>
+        <w:tc>
+          <w:tcPr>
+            <w:tcW w:type="dxa" w:w="3173"/>
+          </w:tcPr>
+          <w:p>
+            <w:pPr>
+              <w:spacing w:line="288" w:lineRule="auto"/>
+            </w:pPr>
+            <w:r/>
+            <w:r>
+              <w:rPr>
+                <w:rFonts w:ascii="宋体" w:hAnsi="宋体" w:eastAsia="宋体"/>
+                <w:b w:val="0"/>
+                <w:sz w:val="20"/>
+              </w:rPr>
+              <w:t>软化点</w:t>
+            </w:r>
+          </w:p>
+        </w:tc>
+        <w:tc>
+          <w:tcPr>
+            <w:tcW w:type="dxa" w:w="3173"/>
+          </w:tcPr>
+          <w:p>
+            <w:pPr>
+              <w:spacing w:line="288" w:lineRule="auto"/>
+            </w:pPr>
+            <w:r/>
+            <w:r>
+              <w:rPr>
+                <w:rFonts w:ascii="宋体" w:hAnsi="宋体" w:eastAsia="宋体"/>
+                <w:b w:val="0"/>
+                <w:sz w:val="20"/>
+              </w:rPr>
+              <w:t>约 700~730℃</w:t>
+            </w:r>
+          </w:p>
+        </w:tc>
+        <w:tc>
+          <w:tcPr>
+            <w:tcW w:type="dxa" w:w="3173"/>
+          </w:tcPr>
+          <w:p>
+            <w:pPr>
+              <w:spacing w:line="288" w:lineRule="auto"/>
+            </w:pPr>
+            <w:r/>
+            <w:r>
+              <w:rPr>
+                <w:rFonts w:ascii="宋体" w:hAnsi="宋体" w:eastAsia="宋体"/>
+                <w:b w:val="0"/>
+                <w:sz w:val="20"/>
+              </w:rPr>
+              <w:t>材料手册公开值</w:t>
+            </w:r>
+          </w:p>
+        </w:tc>
+      </w:tr>
+      <w:tr>
+        <w:tc>
+          <w:tcPr>
+            <w:tcW w:type="dxa" w:w="3173"/>
+          </w:tcPr>
+          <w:p>
+            <w:pPr>
+              <w:spacing w:line="288" w:lineRule="auto"/>
+            </w:pPr>
+            <w:r/>
+            <w:r>
+              <w:rPr>
+                <w:rFonts w:ascii="宋体" w:hAnsi="宋体" w:eastAsia="宋体"/>
+                <w:b w:val="0"/>
+                <w:sz w:val="20"/>
+              </w:rPr>
+              <w:t>退火点</w:t>
+            </w:r>
+          </w:p>
+        </w:tc>
+        <w:tc>
+          <w:tcPr>
+            <w:tcW w:type="dxa" w:w="3173"/>
+          </w:tcPr>
+          <w:p>
+            <w:pPr>
+              <w:spacing w:line="288" w:lineRule="auto"/>
+            </w:pPr>
+            <w:r/>
+            <w:r>
+              <w:rPr>
+                <w:rFonts w:ascii="宋体" w:hAnsi="宋体" w:eastAsia="宋体"/>
+                <w:b w:val="0"/>
+                <w:sz w:val="20"/>
+              </w:rPr>
+              <w:t>约 540~550℃；应变点约 510℃</w:t>
+            </w:r>
+          </w:p>
+        </w:tc>
+        <w:tc>
+          <w:tcPr>
+            <w:tcW w:type="dxa" w:w="3173"/>
+          </w:tcPr>
+          <w:p>
+            <w:pPr>
+              <w:spacing w:line="288" w:lineRule="auto"/>
+            </w:pPr>
+            <w:r/>
+            <w:r>
+              <w:rPr>
+                <w:rFonts w:ascii="宋体" w:hAnsi="宋体" w:eastAsia="宋体"/>
+                <w:b w:val="0"/>
+                <w:sz w:val="20"/>
+              </w:rPr>
+              <w:t>材料手册公开值</w:t>
+            </w:r>
+          </w:p>
+        </w:tc>
+      </w:tr>
+      <w:tr>
+        <w:tc>
+          <w:tcPr>
+            <w:tcW w:type="dxa" w:w="3173"/>
+          </w:tcPr>
+          <w:p>
+            <w:pPr>
+              <w:spacing w:line="288" w:lineRule="auto"/>
+            </w:pPr>
+            <w:r/>
+            <w:r>
+              <w:rPr>
+                <w:rFonts w:ascii="宋体" w:hAnsi="宋体" w:eastAsia="宋体"/>
+                <w:b w:val="0"/>
+                <w:sz w:val="20"/>
+              </w:rPr>
+              <w:t>退火做法</w:t>
+            </w:r>
+          </w:p>
+        </w:tc>
+        <w:tc>
+          <w:tcPr>
+            <w:tcW w:type="dxa" w:w="3173"/>
+          </w:tcPr>
+          <w:p>
+            <w:pPr>
+              <w:spacing w:line="288" w:lineRule="auto"/>
+            </w:pPr>
+            <w:r/>
+            <w:r>
+              <w:rPr>
+                <w:rFonts w:ascii="宋体" w:hAnsi="宋体" w:eastAsia="宋体"/>
+                <w:b w:val="0"/>
+                <w:sz w:val="20"/>
+              </w:rPr>
+              <w:t>在退火点保温，再缓慢降至应变点以下；厚件降温速率要显著放慢</w:t>
+            </w:r>
+          </w:p>
+        </w:tc>
+        <w:tc>
+          <w:tcPr>
+            <w:tcW w:type="dxa" w:w="3173"/>
+          </w:tcPr>
+          <w:p>
+            <w:pPr>
+              <w:spacing w:line="288" w:lineRule="auto"/>
+            </w:pPr>
+            <w:r/>
+            <w:r>
+              <w:rPr>
+                <w:rFonts w:ascii="宋体" w:hAnsi="宋体" w:eastAsia="宋体"/>
+                <w:b w:val="0"/>
+                <w:sz w:val="20"/>
+              </w:rPr>
+              <w:t>现代工艺标准做法</w:t>
+            </w:r>
+          </w:p>
+        </w:tc>
+      </w:tr>
+      <w:tr>
+        <w:tc>
+          <w:tcPr>
+            <w:tcW w:type="dxa" w:w="3173"/>
+          </w:tcPr>
+          <w:p>
+            <w:pPr>
+              <w:spacing w:line="288" w:lineRule="auto"/>
+            </w:pPr>
+            <w:r/>
+            <w:r>
+              <w:rPr>
+                <w:rFonts w:ascii="宋体" w:hAnsi="宋体" w:eastAsia="宋体"/>
+                <w:b w:val="0"/>
+                <w:sz w:val="20"/>
+              </w:rPr>
+              <w:t>碎玻璃掺量</w:t>
+            </w:r>
+          </w:p>
+        </w:tc>
+        <w:tc>
+          <w:tcPr>
+            <w:tcW w:type="dxa" w:w="3173"/>
+          </w:tcPr>
+          <w:p>
+            <w:pPr>
+              <w:spacing w:line="288" w:lineRule="auto"/>
+            </w:pPr>
+            <w:r/>
+            <w:r>
+              <w:rPr>
+                <w:rFonts w:ascii="宋体" w:hAnsi="宋体" w:eastAsia="宋体"/>
+                <w:b w:val="0"/>
+                <w:sz w:val="20"/>
+              </w:rPr>
+              <w:t>20%~40%</w:t>
+            </w:r>
+          </w:p>
+        </w:tc>
+        <w:tc>
+          <w:tcPr>
+            <w:tcW w:type="dxa" w:w="3173"/>
+          </w:tcPr>
+          <w:p>
+            <w:pPr>
+              <w:spacing w:line="288" w:lineRule="auto"/>
+            </w:pPr>
+            <w:r/>
+            <w:r>
+              <w:rPr>
+                <w:rFonts w:ascii="宋体" w:hAnsi="宋体" w:eastAsia="宋体"/>
+                <w:b w:val="0"/>
+                <w:sz w:val="20"/>
+              </w:rPr>
+              <w:t>行业通行做法</w:t>
+            </w:r>
+          </w:p>
+        </w:tc>
+      </w:tr>
+      <w:tr>
+        <w:tc>
+          <w:tcPr>
+            <w:tcW w:type="dxa" w:w="3173"/>
+          </w:tcPr>
+          <w:p>
+            <w:pPr>
+              <w:spacing w:line="288" w:lineRule="auto"/>
+            </w:pPr>
+            <w:r/>
+            <w:r>
+              <w:rPr>
+                <w:rFonts w:ascii="宋体" w:hAnsi="宋体" w:eastAsia="宋体"/>
+                <w:b w:val="0"/>
+                <w:sz w:val="20"/>
+              </w:rPr>
+              <w:t>铅玻璃</w:t>
+            </w:r>
+          </w:p>
+        </w:tc>
+        <w:tc>
+          <w:tcPr>
+            <w:tcW w:type="dxa" w:w="3173"/>
+          </w:tcPr>
+          <w:p>
+            <w:pPr>
+              <w:spacing w:line="288" w:lineRule="auto"/>
+            </w:pPr>
+            <w:r/>
+            <w:r>
+              <w:rPr>
+                <w:rFonts w:ascii="宋体" w:hAnsi="宋体" w:eastAsia="宋体"/>
+                <w:b w:val="0"/>
+                <w:sz w:val="20"/>
+              </w:rPr>
+              <w:t>PbO 含量可达 20%~30%（铅晶质玻璃更高）</w:t>
+            </w:r>
+          </w:p>
+        </w:tc>
+        <w:tc>
+          <w:tcPr>
+            <w:tcW w:type="dxa" w:w="3173"/>
+          </w:tcPr>
+          <w:p>
+            <w:pPr>
+              <w:spacing w:line="288" w:lineRule="auto"/>
+            </w:pPr>
+            <w:r/>
+            <w:r>
+              <w:rPr>
+                <w:rFonts w:ascii="宋体" w:hAnsi="宋体" w:eastAsia="宋体"/>
+                <w:b w:val="0"/>
+                <w:sz w:val="20"/>
+              </w:rPr>
+              <w:t>公开工艺资料</w:t>
+            </w:r>
+          </w:p>
+        </w:tc>
+      </w:tr>
+    </w:tbl>
+    <w:p/>
+    <w:p>
+      <w:pPr>
+        <w:spacing w:line="336" w:lineRule="auto" w:after="40"/>
+        <w:ind w:left="360"/>
+      </w:pPr>
+      <w:r>
+        <w:rPr>
+          <w:rFonts w:ascii="宋体" w:hAnsi="宋体" w:eastAsia="宋体"/>
+          <w:b w:val="0"/>
+          <w:sz w:val="22"/>
+        </w:rPr>
+        <w:t>• 【关键提醒】退火点这个数字是本册最该记住的：它决定了退火炉该烧到多少度。其余成分比例则属于“靶心”，要按本地原料实测调整。</w:t>
+      </w:r>
+    </w:p>
+    <w:p>
+      <w:pPr>
+        <w:spacing w:line="336" w:lineRule="auto" w:after="40"/>
+        <w:ind w:left="360"/>
+      </w:pPr>
+      <w:r>
+        <w:rPr>
+          <w:rFonts w:ascii="宋体" w:hAnsi="宋体" w:eastAsia="宋体"/>
+          <w:b w:val="0"/>
+          <w:sz w:val="22"/>
+        </w:rPr>
+        <w:t>• 【折算思路】古代草木灰不是纯碳酸钾，故钾钙玻璃的实际投料须按灰的碱含量反算；反算办法是先用固定批次的灰做出小块试片，看熔化是否完全、成品是否耐水，再定投料比。</w:t>
+      </w:r>
+    </w:p>
     <w:sectPr>
       <w:pgSz w:w="12240" w:h="15840"/>
       <w:pgMar w:top="1247" w:right="1361" w:bottom="1247" w:left="1361" w:header="720" w:footer="720" w:gutter="0"/>
